--- a/Forms/ACS-Manual-Number-Acquisition-Form-for-Sweden.docx
+++ b/Forms/ACS-Manual-Number-Acquisition-Form-for-Sweden.docx
@@ -1,6 +1,6 @@
 
 <file path=word/document.xml><?xml version="1.0" encoding="utf-8"?>
-<w:document xmlns:wpc="http://schemas.microsoft.com/office/word/2010/wordprocessingCanvas" xmlns:cx="http://schemas.microsoft.com/office/drawing/2014/chartex" xmlns:cx1="http://schemas.microsoft.com/office/drawing/2015/9/8/chartex" xmlns:cx2="http://schemas.microsoft.com/office/drawing/2015/10/21/chartex" xmlns:cx3="http://schemas.microsoft.com/office/drawing/2016/5/9/chartex" xmlns:cx4="http://schemas.microsoft.com/office/drawing/2016/5/10/chartex" xmlns:cx5="http://schemas.microsoft.com/office/drawing/2016/5/11/chartex" xmlns:cx6="http://schemas.microsoft.com/office/drawing/2016/5/12/chartex" xmlns:cx7="http://schemas.microsoft.com/office/drawing/2016/5/13/chartex" xmlns:cx8="http://schemas.microsoft.com/office/drawing/2016/5/14/chartex" xmlns:mc="http://schemas.openxmlformats.org/markup-compatibility/2006" xmlns:aink="http://schemas.microsoft.com/office/drawing/2016/ink" xmlns:am3d="http://schemas.microsoft.com/office/drawing/2017/model3d" xmlns:o="urn:schemas-microsoft-com:office:office" xmlns:oel="http://schemas.microsoft.com/office/2019/extlst" xmlns:r="http://schemas.openxmlformats.org/officeDocument/2006/relationships" xmlns:m="http://schemas.openxmlformats.org/officeDocument/2006/math" xmlns:v="urn:schemas-microsoft-com:vml" xmlns:wp14="http://schemas.microsoft.com/office/word/2010/wordprocessingDrawing" xmlns:wp="http://schemas.openxmlformats.org/drawingml/2006/wordprocessingDrawing" xmlns:w10="urn:schemas-microsoft-com:office:word" xmlns:w="http://schemas.openxmlformats.org/wordprocessingml/2006/main" xmlns:w14="http://schemas.microsoft.com/office/word/2010/wordml" xmlns:w15="http://schemas.microsoft.com/office/word/2012/wordml" xmlns:w16cex="http://schemas.microsoft.com/office/word/2018/wordml/cex" xmlns:w16cid="http://schemas.microsoft.com/office/word/2016/wordml/cid" xmlns:w16="http://schemas.microsoft.com/office/word/2018/wordml" xmlns:w16du="http://schemas.microsoft.com/office/word/2023/wordml/word16du" xmlns:w16sdtdh="http://schemas.microsoft.com/office/word/2020/wordml/sdtdatahash" xmlns:w16se="http://schemas.microsoft.com/office/word/2015/wordml/symex" xmlns:wpg="http://schemas.microsoft.com/office/word/2010/wordprocessingGroup" xmlns:wpi="http://schemas.microsoft.com/office/word/2010/wordprocessingInk" xmlns:wne="http://schemas.microsoft.com/office/word/2006/wordml" xmlns:wps="http://schemas.microsoft.com/office/word/2010/wordprocessingShape" mc:Ignorable="w14 w15 w16se w16cid w16 w16cex w16sdtdh wp14">
+<w:document xmlns:wpc="http://schemas.microsoft.com/office/word/2010/wordprocessingCanvas" xmlns:cx="http://schemas.microsoft.com/office/drawing/2014/chartex" xmlns:cx1="http://schemas.microsoft.com/office/drawing/2015/9/8/chartex" xmlns:cx2="http://schemas.microsoft.com/office/drawing/2015/10/21/chartex" xmlns:cx3="http://schemas.microsoft.com/office/drawing/2016/5/9/chartex" xmlns:cx4="http://schemas.microsoft.com/office/drawing/2016/5/10/chartex" xmlns:cx5="http://schemas.microsoft.com/office/drawing/2016/5/11/chartex" xmlns:cx6="http://schemas.microsoft.com/office/drawing/2016/5/12/chartex" xmlns:cx7="http://schemas.microsoft.com/office/drawing/2016/5/13/chartex" xmlns:cx8="http://schemas.microsoft.com/office/drawing/2016/5/14/chartex" xmlns:mc="http://schemas.openxmlformats.org/markup-compatibility/2006" xmlns:aink="http://schemas.microsoft.com/office/drawing/2016/ink" xmlns:am3d="http://schemas.microsoft.com/office/drawing/2017/model3d" xmlns:o="urn:schemas-microsoft-com:office:office" xmlns:oel="http://schemas.microsoft.com/office/2019/extlst" xmlns:r="http://schemas.openxmlformats.org/officeDocument/2006/relationships" xmlns:m="http://schemas.openxmlformats.org/officeDocument/2006/math" xmlns:v="urn:schemas-microsoft-com:vml" xmlns:wp14="http://schemas.microsoft.com/office/word/2010/wordprocessingDrawing" xmlns:wp="http://schemas.openxmlformats.org/drawingml/2006/wordprocessingDrawing" xmlns:w10="urn:schemas-microsoft-com:office:word" xmlns:w="http://schemas.openxmlformats.org/wordprocessingml/2006/main" xmlns:w14="http://schemas.microsoft.com/office/word/2010/wordml" xmlns:w15="http://schemas.microsoft.com/office/word/2012/wordml" xmlns:w16cex="http://schemas.microsoft.com/office/word/2018/wordml/cex" xmlns:w16cid="http://schemas.microsoft.com/office/word/2016/wordml/cid" xmlns:w16="http://schemas.microsoft.com/office/word/2018/wordml" xmlns:w16du="http://schemas.microsoft.com/office/word/2023/wordml/word16du" xmlns:w16sdtdh="http://schemas.microsoft.com/office/word/2020/wordml/sdtdatahash" xmlns:w16sdtfl="http://schemas.microsoft.com/office/word/2024/wordml/sdtformatlock" xmlns:w16se="http://schemas.microsoft.com/office/word/2015/wordml/symex" xmlns:wpg="http://schemas.microsoft.com/office/word/2010/wordprocessingGroup" xmlns:wpi="http://schemas.microsoft.com/office/word/2010/wordprocessingInk" xmlns:wne="http://schemas.microsoft.com/office/word/2006/wordml" xmlns:wps="http://schemas.microsoft.com/office/word/2010/wordprocessingShape" mc:Ignorable="w14 w15 w16se w16cid w16 w16cex w16sdtdh w16sdtfl w16du wp14">
   <w:body>
     <w:p>
       <w:pPr>
@@ -74,7 +74,7 @@
                     </pic:cNvPicPr>
                   </pic:nvPicPr>
                   <pic:blipFill>
-                    <a:blip r:embed="rId4">
+                    <a:blip r:embed="rId5">
                       <a:extLst>
                         <a:ext uri="{28A0092B-C50C-407E-A947-70E740481C1C}">
                           <a14:useLocalDpi xmlns:a14="http://schemas.microsoft.com/office/drawing/2010/main" val="0"/>
@@ -175,7 +175,7 @@
         </w:rPr>
         <w:t xml:space="preserve"> </w:t>
       </w:r>
-      <w:hyperlink r:id="rId5" w:history="1">
+      <w:hyperlink r:id="rId6" w:history="1">
         <w:r>
           <w:rPr>
             <w:rStyle w:val="Hyperlink"/>
@@ -534,109 +534,6 @@
       <w:pPr>
         <w:spacing w:after="0" w:line="240" w:lineRule="auto"/>
         <w:rPr>
-          <w:i/>
-          <w:iCs/>
-          <w:sz w:val="18"/>
-          <w:szCs w:val="18"/>
-        </w:rPr>
-      </w:pPr>
-      <w:r>
-        <w:rPr>
-          <w:i/>
-          <w:iCs/>
-          <w:sz w:val="18"/>
-          <w:szCs w:val="18"/>
-        </w:rPr>
-        <w:t xml:space="preserve">Enter </w:t>
-      </w:r>
-      <w:r>
-        <w:rPr>
-          <w:i/>
-          <w:iCs/>
-          <w:sz w:val="18"/>
-          <w:szCs w:val="18"/>
-        </w:rPr>
-        <w:t>p</w:t>
-      </w:r>
-      <w:r>
-        <w:rPr>
-          <w:i/>
-          <w:iCs/>
-          <w:sz w:val="18"/>
-          <w:szCs w:val="18"/>
-        </w:rPr>
-        <w:t xml:space="preserve">ersonal Social Security </w:t>
-      </w:r>
-      <w:r>
-        <w:rPr>
-          <w:i/>
-          <w:iCs/>
-          <w:sz w:val="18"/>
-          <w:szCs w:val="18"/>
-        </w:rPr>
-        <w:t>N</w:t>
-      </w:r>
-      <w:r>
-        <w:rPr>
-          <w:i/>
-          <w:iCs/>
-          <w:sz w:val="18"/>
-          <w:szCs w:val="18"/>
-        </w:rPr>
-        <w:t>umber i</w:t>
-      </w:r>
-      <w:r>
-        <w:rPr>
-          <w:i/>
-          <w:iCs/>
-          <w:sz w:val="18"/>
-          <w:szCs w:val="18"/>
-        </w:rPr>
-        <w:t>f</w:t>
-      </w:r>
-      <w:r>
-        <w:rPr>
-          <w:i/>
-          <w:iCs/>
-          <w:sz w:val="18"/>
-          <w:szCs w:val="18"/>
-        </w:rPr>
-        <w:t xml:space="preserve"> the request is for individual</w:t>
-      </w:r>
-      <w:r>
-        <w:rPr>
-          <w:i/>
-          <w:iCs/>
-          <w:sz w:val="18"/>
-          <w:szCs w:val="18"/>
-        </w:rPr>
-        <w:t xml:space="preserve"> and not </w:t>
-      </w:r>
-      <w:proofErr w:type="gramStart"/>
-      <w:r>
-        <w:rPr>
-          <w:i/>
-          <w:iCs/>
-          <w:sz w:val="18"/>
-          <w:szCs w:val="18"/>
-        </w:rPr>
-        <w:t>a company</w:t>
-      </w:r>
-      <w:proofErr w:type="gramEnd"/>
-      <w:r>
-        <w:rPr>
-          <w:i/>
-          <w:iCs/>
-          <w:sz w:val="18"/>
-          <w:szCs w:val="18"/>
-        </w:rPr>
-        <w:t>.</w:t>
-      </w:r>
-    </w:p>
-    <w:p>
-      <w:pPr>
-        <w:spacing w:after="0" w:line="240" w:lineRule="auto"/>
-        <w:rPr>
           <w:sz w:val="18"/>
           <w:szCs w:val="18"/>
         </w:rPr>
@@ -788,7 +685,7 @@
                     </pic:cNvPicPr>
                   </pic:nvPicPr>
                   <pic:blipFill>
-                    <a:blip r:embed="rId6">
+                    <a:blip r:embed="rId7">
                       <a:extLst>
                         <a:ext uri="{28A0092B-C50C-407E-A947-70E740481C1C}">
                           <a14:useLocalDpi xmlns:a14="http://schemas.microsoft.com/office/drawing/2010/main" val="0"/>
@@ -848,7 +745,7 @@
                     </pic:cNvPicPr>
                   </pic:nvPicPr>
                   <pic:blipFill>
-                    <a:blip r:embed="rId7">
+                    <a:blip r:embed="rId8">
                       <a:extLst>
                         <a:ext uri="{28A0092B-C50C-407E-A947-70E740481C1C}">
                           <a14:useLocalDpi xmlns:a14="http://schemas.microsoft.com/office/drawing/2010/main" val="0"/>
@@ -1148,7 +1045,7 @@
         </w:rPr>
         <w:t xml:space="preserve">You can check the pricing for number leasing </w:t>
       </w:r>
-      <w:hyperlink r:id="rId8" w:history="1">
+      <w:hyperlink r:id="rId9" w:history="1">
         <w:r>
           <w:rPr>
             <w:rStyle w:val="Hyperlink"/>
@@ -1639,8 +1536,12 @@
 </w:document>
 </file>
 
+<file path=word/numbering.xml><?xml version="1.0" encoding="utf-8"?>
+<w:numbering xmlns:wpc="http://schemas.microsoft.com/office/word/2010/wordprocessingCanvas" xmlns:cx="http://schemas.microsoft.com/office/drawing/2014/chartex" xmlns:cx1="http://schemas.microsoft.com/office/drawing/2015/9/8/chartex" xmlns:cx2="http://schemas.microsoft.com/office/drawing/2015/10/21/chartex" xmlns:cx3="http://schemas.microsoft.com/office/drawing/2016/5/9/chartex" xmlns:cx4="http://schemas.microsoft.com/office/drawing/2016/5/10/chartex" xmlns:cx5="http://schemas.microsoft.com/office/drawing/2016/5/11/chartex" xmlns:cx6="http://schemas.microsoft.com/office/drawing/2016/5/12/chartex" xmlns:cx7="http://schemas.microsoft.com/office/drawing/2016/5/13/chartex" xmlns:cx8="http://schemas.microsoft.com/office/drawing/2016/5/14/chartex" xmlns:mc="http://schemas.openxmlformats.org/markup-compatibility/2006" xmlns:aink="http://schemas.microsoft.com/office/drawing/2016/ink" xmlns:am3d="http://schemas.microsoft.com/office/drawing/2017/model3d" xmlns:o="urn:schemas-microsoft-com:office:office" xmlns:oel="http://schemas.microsoft.com/office/2019/extlst" xmlns:r="http://schemas.openxmlformats.org/officeDocument/2006/relationships" xmlns:m="http://schemas.openxmlformats.org/officeDocument/2006/math" xmlns:v="urn:schemas-microsoft-com:vml" xmlns:wp14="http://schemas.microsoft.com/office/word/2010/wordprocessingDrawing" xmlns:wp="http://schemas.openxmlformats.org/drawingml/2006/wordprocessingDrawing" xmlns:w10="urn:schemas-microsoft-com:office:word" xmlns:w="http://schemas.openxmlformats.org/wordprocessingml/2006/main" xmlns:w14="http://schemas.microsoft.com/office/word/2010/wordml" xmlns:w15="http://schemas.microsoft.com/office/word/2012/wordml" xmlns:w16cex="http://schemas.microsoft.com/office/word/2018/wordml/cex" xmlns:w16cid="http://schemas.microsoft.com/office/word/2016/wordml/cid" xmlns:w16="http://schemas.microsoft.com/office/word/2018/wordml" xmlns:w16du="http://schemas.microsoft.com/office/word/2023/wordml/word16du" xmlns:w16sdtdh="http://schemas.microsoft.com/office/word/2020/wordml/sdtdatahash" xmlns:w16sdtfl="http://schemas.microsoft.com/office/word/2024/wordml/sdtformatlock" xmlns:w16se="http://schemas.microsoft.com/office/word/2015/wordml/symex" xmlns:wpg="http://schemas.microsoft.com/office/word/2010/wordprocessingGroup" xmlns:wpi="http://schemas.microsoft.com/office/word/2010/wordprocessingInk" xmlns:wne="http://schemas.microsoft.com/office/word/2006/wordml" xmlns:wps="http://schemas.microsoft.com/office/word/2010/wordprocessingShape" mc:Ignorable="w14 w15 w16se w16cid w16 w16cex w16sdtdh w16sdtfl w16du wp14"/>
+</file>
+
 <file path=word/styles.xml><?xml version="1.0" encoding="utf-8"?>
-<w:styles xmlns:mc="http://schemas.openxmlformats.org/markup-compatibility/2006" xmlns:r="http://schemas.openxmlformats.org/officeDocument/2006/relationships" xmlns:w="http://schemas.openxmlformats.org/wordprocessingml/2006/main" xmlns:w14="http://schemas.microsoft.com/office/word/2010/wordml" xmlns:w15="http://schemas.microsoft.com/office/word/2012/wordml" xmlns:w16cex="http://schemas.microsoft.com/office/word/2018/wordml/cex" xmlns:w16cid="http://schemas.microsoft.com/office/word/2016/wordml/cid" xmlns:w16="http://schemas.microsoft.com/office/word/2018/wordml" xmlns:w16sdtdh="http://schemas.microsoft.com/office/word/2020/wordml/sdtdatahash" xmlns:w16se="http://schemas.microsoft.com/office/word/2015/wordml/symex" mc:Ignorable="w14 w15 w16se w16cid w16 w16cex w16sdtdh">
+<w:styles xmlns:mc="http://schemas.openxmlformats.org/markup-compatibility/2006" xmlns:r="http://schemas.openxmlformats.org/officeDocument/2006/relationships" xmlns:w="http://schemas.openxmlformats.org/wordprocessingml/2006/main" xmlns:w14="http://schemas.microsoft.com/office/word/2010/wordml" xmlns:w15="http://schemas.microsoft.com/office/word/2012/wordml" xmlns:w16cex="http://schemas.microsoft.com/office/word/2018/wordml/cex" xmlns:w16cid="http://schemas.microsoft.com/office/word/2016/wordml/cid" xmlns:w16="http://schemas.microsoft.com/office/word/2018/wordml" xmlns:w16du="http://schemas.microsoft.com/office/word/2023/wordml/word16du" xmlns:w16sdtdh="http://schemas.microsoft.com/office/word/2020/wordml/sdtdatahash" xmlns:w16sdtfl="http://schemas.microsoft.com/office/word/2024/wordml/sdtformatlock" xmlns:w16se="http://schemas.microsoft.com/office/word/2015/wordml/symex" mc:Ignorable="w14 w15 w16se w16cid w16 w16cex w16sdtdh w16sdtfl w16du">
   <w:docDefaults>
     <w:rPrDefault>
       <w:rPr>
@@ -2125,7 +2026,7 @@
 </file>
 
 <file path=word/glossary/document.xml><?xml version="1.0" encoding="utf-8"?>
-<w:glossaryDocument xmlns:wpc="http://schemas.microsoft.com/office/word/2010/wordprocessingCanvas" xmlns:cx="http://schemas.microsoft.com/office/drawing/2014/chartex" xmlns:cx1="http://schemas.microsoft.com/office/drawing/2015/9/8/chartex" xmlns:cx2="http://schemas.microsoft.com/office/drawing/2015/10/21/chartex" xmlns:cx3="http://schemas.microsoft.com/office/drawing/2016/5/9/chartex" xmlns:cx4="http://schemas.microsoft.com/office/drawing/2016/5/10/chartex" xmlns:cx5="http://schemas.microsoft.com/office/drawing/2016/5/11/chartex" xmlns:cx6="http://schemas.microsoft.com/office/drawing/2016/5/12/chartex" xmlns:cx7="http://schemas.microsoft.com/office/drawing/2016/5/13/chartex" xmlns:cx8="http://schemas.microsoft.com/office/drawing/2016/5/14/chartex" xmlns:mc="http://schemas.openxmlformats.org/markup-compatibility/2006" xmlns:aink="http://schemas.microsoft.com/office/drawing/2016/ink" xmlns:am3d="http://schemas.microsoft.com/office/drawing/2017/model3d" xmlns:o="urn:schemas-microsoft-com:office:office" xmlns:oel="http://schemas.microsoft.com/office/2019/extlst" xmlns:r="http://schemas.openxmlformats.org/officeDocument/2006/relationships" xmlns:m="http://schemas.openxmlformats.org/officeDocument/2006/math" xmlns:v="urn:schemas-microsoft-com:vml" xmlns:wp14="http://schemas.microsoft.com/office/word/2010/wordprocessingDrawing" xmlns:wp="http://schemas.openxmlformats.org/drawingml/2006/wordprocessingDrawing" xmlns:w10="urn:schemas-microsoft-com:office:word" xmlns:w="http://schemas.openxmlformats.org/wordprocessingml/2006/main" xmlns:w14="http://schemas.microsoft.com/office/word/2010/wordml" xmlns:w15="http://schemas.microsoft.com/office/word/2012/wordml" xmlns:w16cex="http://schemas.microsoft.com/office/word/2018/wordml/cex" xmlns:w16cid="http://schemas.microsoft.com/office/word/2016/wordml/cid" xmlns:w16="http://schemas.microsoft.com/office/word/2018/wordml" xmlns:w16du="http://schemas.microsoft.com/office/word/2023/wordml/word16du" xmlns:w16sdtdh="http://schemas.microsoft.com/office/word/2020/wordml/sdtdatahash" xmlns:w16se="http://schemas.microsoft.com/office/word/2015/wordml/symex" xmlns:wpg="http://schemas.microsoft.com/office/word/2010/wordprocessingGroup" xmlns:wpi="http://schemas.microsoft.com/office/word/2010/wordprocessingInk" xmlns:wne="http://schemas.microsoft.com/office/word/2006/wordml" xmlns:wps="http://schemas.microsoft.com/office/word/2010/wordprocessingShape" mc:Ignorable="w14 w15 w16se w16cid w16 w16cex w16sdtdh wp14">
+<w:glossaryDocument xmlns:wpc="http://schemas.microsoft.com/office/word/2010/wordprocessingCanvas" xmlns:cx="http://schemas.microsoft.com/office/drawing/2014/chartex" xmlns:cx1="http://schemas.microsoft.com/office/drawing/2015/9/8/chartex" xmlns:cx2="http://schemas.microsoft.com/office/drawing/2015/10/21/chartex" xmlns:cx3="http://schemas.microsoft.com/office/drawing/2016/5/9/chartex" xmlns:cx4="http://schemas.microsoft.com/office/drawing/2016/5/10/chartex" xmlns:cx5="http://schemas.microsoft.com/office/drawing/2016/5/11/chartex" xmlns:cx6="http://schemas.microsoft.com/office/drawing/2016/5/12/chartex" xmlns:cx7="http://schemas.microsoft.com/office/drawing/2016/5/13/chartex" xmlns:cx8="http://schemas.microsoft.com/office/drawing/2016/5/14/chartex" xmlns:mc="http://schemas.openxmlformats.org/markup-compatibility/2006" xmlns:aink="http://schemas.microsoft.com/office/drawing/2016/ink" xmlns:am3d="http://schemas.microsoft.com/office/drawing/2017/model3d" xmlns:o="urn:schemas-microsoft-com:office:office" xmlns:oel="http://schemas.microsoft.com/office/2019/extlst" xmlns:r="http://schemas.openxmlformats.org/officeDocument/2006/relationships" xmlns:m="http://schemas.openxmlformats.org/officeDocument/2006/math" xmlns:v="urn:schemas-microsoft-com:vml" xmlns:wp14="http://schemas.microsoft.com/office/word/2010/wordprocessingDrawing" xmlns:wp="http://schemas.openxmlformats.org/drawingml/2006/wordprocessingDrawing" xmlns:w10="urn:schemas-microsoft-com:office:word" xmlns:w="http://schemas.openxmlformats.org/wordprocessingml/2006/main" xmlns:w14="http://schemas.microsoft.com/office/word/2010/wordml" xmlns:w15="http://schemas.microsoft.com/office/word/2012/wordml" xmlns:w16cex="http://schemas.microsoft.com/office/word/2018/wordml/cex" xmlns:w16cid="http://schemas.microsoft.com/office/word/2016/wordml/cid" xmlns:w16="http://schemas.microsoft.com/office/word/2018/wordml" xmlns:w16du="http://schemas.microsoft.com/office/word/2023/wordml/word16du" xmlns:w16sdtdh="http://schemas.microsoft.com/office/word/2020/wordml/sdtdatahash" xmlns:w16sdtfl="http://schemas.microsoft.com/office/word/2024/wordml/sdtformatlock" xmlns:w16se="http://schemas.microsoft.com/office/word/2015/wordml/symex" xmlns:wpg="http://schemas.microsoft.com/office/word/2010/wordprocessingGroup" xmlns:wpi="http://schemas.microsoft.com/office/word/2010/wordprocessingInk" xmlns:wne="http://schemas.microsoft.com/office/word/2006/wordml" xmlns:wps="http://schemas.microsoft.com/office/word/2010/wordprocessingShape" mc:Ignorable="w14 w15 w16se w16cid w16 w16cex w16sdtdh w16sdtfl w16du wp14">
   <w:docParts>
     <w:docPart>
       <w:docPartPr>
@@ -2509,13 +2410,20 @@
 </file>
 
 <file path=word/glossary/fontTable.xml><?xml version="1.0" encoding="utf-8"?>
-<w:fonts xmlns:mc="http://schemas.openxmlformats.org/markup-compatibility/2006" xmlns:r="http://schemas.openxmlformats.org/officeDocument/2006/relationships" xmlns:w="http://schemas.openxmlformats.org/wordprocessingml/2006/main" xmlns:w14="http://schemas.microsoft.com/office/word/2010/wordml" xmlns:w15="http://schemas.microsoft.com/office/word/2012/wordml" xmlns:w16cex="http://schemas.microsoft.com/office/word/2018/wordml/cex" xmlns:w16cid="http://schemas.microsoft.com/office/word/2016/wordml/cid" xmlns:w16="http://schemas.microsoft.com/office/word/2018/wordml" xmlns:w16sdtdh="http://schemas.microsoft.com/office/word/2020/wordml/sdtdatahash" xmlns:w16se="http://schemas.microsoft.com/office/word/2015/wordml/symex" mc:Ignorable="w14 w15 w16se w16cid w16 w16cex w16sdtdh">
+<w:fonts xmlns:mc="http://schemas.openxmlformats.org/markup-compatibility/2006" xmlns:r="http://schemas.openxmlformats.org/officeDocument/2006/relationships" xmlns:w="http://schemas.openxmlformats.org/wordprocessingml/2006/main" xmlns:w14="http://schemas.microsoft.com/office/word/2010/wordml" xmlns:w15="http://schemas.microsoft.com/office/word/2012/wordml" xmlns:w16cex="http://schemas.microsoft.com/office/word/2018/wordml/cex" xmlns:w16cid="http://schemas.microsoft.com/office/word/2016/wordml/cid" xmlns:w16="http://schemas.microsoft.com/office/word/2018/wordml" xmlns:w16du="http://schemas.microsoft.com/office/word/2023/wordml/word16du" xmlns:w16sdtdh="http://schemas.microsoft.com/office/word/2020/wordml/sdtdatahash" xmlns:w16sdtfl="http://schemas.microsoft.com/office/word/2024/wordml/sdtformatlock" xmlns:w16se="http://schemas.microsoft.com/office/word/2015/wordml/symex" mc:Ignorable="w14 w15 w16se w16cid w16 w16cex w16sdtdh w16sdtfl w16du">
   <w:font w:name="Calibri">
     <w:panose1 w:val="020F0502020204030204"/>
     <w:charset w:val="00"/>
     <w:family w:val="swiss"/>
     <w:pitch w:val="variable"/>
     <w:sig w:usb0="E4002EFF" w:usb1="C200247B" w:usb2="00000009" w:usb3="00000000" w:csb0="000001FF" w:csb1="00000000"/>
+  </w:font>
+  <w:font w:name="Arial">
+    <w:panose1 w:val="020B0604020202020204"/>
+    <w:charset w:val="00"/>
+    <w:family w:val="swiss"/>
+    <w:pitch w:val="variable"/>
+    <w:sig w:usb0="E0002EFF" w:usb1="C000785B" w:usb2="00000009" w:usb3="00000000" w:csb0="000001FF" w:csb1="00000000"/>
   </w:font>
   <w:font w:name="Times New Roman">
     <w:panose1 w:val="02020603050405020304"/>
@@ -2532,6 +2440,14 @@
     <w:pitch w:val="fixed"/>
     <w:sig w:usb0="E00002FF" w:usb1="6AC7FDFB" w:usb2="08000012" w:usb3="00000000" w:csb0="0002009F" w:csb1="00000000"/>
   </w:font>
+  <w:font w:name="DengXian Light">
+    <w:altName w:val="等线 Light"/>
+    <w:panose1 w:val="02010600030101010101"/>
+    <w:charset w:val="86"/>
+    <w:family w:val="auto"/>
+    <w:pitch w:val="variable"/>
+    <w:sig w:usb0="A00002BF" w:usb1="38CF7CFA" w:usb2="00000016" w:usb3="00000000" w:csb0="0004000F" w:csb1="00000000"/>
+  </w:font>
   <w:font w:name="Calibri Light">
     <w:panose1 w:val="020F0302020204030204"/>
     <w:charset w:val="00"/>
@@ -2539,11 +2455,31 @@
     <w:pitch w:val="variable"/>
     <w:sig w:usb0="E4002EFF" w:usb1="C200247B" w:usb2="00000009" w:usb3="00000000" w:csb0="000001FF" w:csb1="00000000"/>
   </w:font>
+  <w:font w:name="DengXian">
+    <w:altName w:val="等线"/>
+    <w:panose1 w:val="02010600030101010101"/>
+    <w:charset w:val="86"/>
+    <w:family w:val="auto"/>
+    <w:pitch w:val="variable"/>
+    <w:sig w:usb0="A00002BF" w:usb1="38CF7CFA" w:usb2="00000016" w:usb3="00000000" w:csb0="0004000F" w:csb1="00000000"/>
+  </w:font>
+  <w:font w:name="Aptos">
+    <w:charset w:val="00"/>
+    <w:family w:val="swiss"/>
+    <w:pitch w:val="variable"/>
+    <w:sig w:usb0="20000287" w:usb1="00000003" w:usb2="00000000" w:usb3="00000000" w:csb0="0000019F" w:csb1="00000000"/>
+  </w:font>
+  <w:font w:name="Aptos Display">
+    <w:charset w:val="00"/>
+    <w:family w:val="swiss"/>
+    <w:pitch w:val="variable"/>
+    <w:sig w:usb0="20000287" w:usb1="00000003" w:usb2="00000000" w:usb3="00000000" w:csb0="0000019F" w:csb1="00000000"/>
+  </w:font>
 </w:fonts>
 </file>
 
 <file path=word/glossary/settings.xml><?xml version="1.0" encoding="utf-8"?>
-<w:settings xmlns:mc="http://schemas.openxmlformats.org/markup-compatibility/2006" xmlns:o="urn:schemas-microsoft-com:office:office" xmlns:r="http://schemas.openxmlformats.org/officeDocument/2006/relationships" xmlns:m="http://schemas.openxmlformats.org/officeDocument/2006/math" xmlns:v="urn:schemas-microsoft-com:vml" xmlns:w10="urn:schemas-microsoft-com:office:word" xmlns:w="http://schemas.openxmlformats.org/wordprocessingml/2006/main" xmlns:w14="http://schemas.microsoft.com/office/word/2010/wordml" xmlns:w15="http://schemas.microsoft.com/office/word/2012/wordml" xmlns:w16cex="http://schemas.microsoft.com/office/word/2018/wordml/cex" xmlns:w16cid="http://schemas.microsoft.com/office/word/2016/wordml/cid" xmlns:w16="http://schemas.microsoft.com/office/word/2018/wordml" xmlns:w16sdtdh="http://schemas.microsoft.com/office/word/2020/wordml/sdtdatahash" xmlns:w16se="http://schemas.microsoft.com/office/word/2015/wordml/symex" xmlns:sl="http://schemas.openxmlformats.org/schemaLibrary/2006/main" mc:Ignorable="w14 w15 w16se w16cid w16 w16cex w16sdtdh">
+<w:settings xmlns:mc="http://schemas.openxmlformats.org/markup-compatibility/2006" xmlns:o="urn:schemas-microsoft-com:office:office" xmlns:r="http://schemas.openxmlformats.org/officeDocument/2006/relationships" xmlns:m="http://schemas.openxmlformats.org/officeDocument/2006/math" xmlns:v="urn:schemas-microsoft-com:vml" xmlns:w10="urn:schemas-microsoft-com:office:word" xmlns:w="http://schemas.openxmlformats.org/wordprocessingml/2006/main" xmlns:w14="http://schemas.microsoft.com/office/word/2010/wordml" xmlns:w15="http://schemas.microsoft.com/office/word/2012/wordml" xmlns:w16cex="http://schemas.microsoft.com/office/word/2018/wordml/cex" xmlns:w16cid="http://schemas.microsoft.com/office/word/2016/wordml/cid" xmlns:w16="http://schemas.microsoft.com/office/word/2018/wordml" xmlns:w16du="http://schemas.microsoft.com/office/word/2023/wordml/word16du" xmlns:w16sdtdh="http://schemas.microsoft.com/office/word/2020/wordml/sdtdatahash" xmlns:w16sdtfl="http://schemas.microsoft.com/office/word/2024/wordml/sdtformatlock" xmlns:w16se="http://schemas.microsoft.com/office/word/2015/wordml/symex" xmlns:sl="http://schemas.openxmlformats.org/schemaLibrary/2006/main" mc:Ignorable="w14 w15 w16se w16cid w16 w16cex w16sdtdh w16sdtfl w16du">
   <w:view w:val="normal"/>
   <w:defaultTabStop w:val="720"/>
   <w:characterSpacingControl w:val="doNotCompress"/>
@@ -2559,6 +2495,7 @@
   <w:rsids>
     <w:rsidRoot w:val="00477C40"/>
     <w:rsid w:val="00477C40"/>
+    <w:rsid w:val="009C5A08"/>
     <w:rsid w:val="00FD58B2"/>
   </w:rsids>
   <m:mathPr>
@@ -2574,7 +2511,7 @@
     <m:intLim m:val="subSup"/>
     <m:naryLim m:val="undOvr"/>
   </m:mathPr>
-  <w:themeFontLang w:val="en-US"/>
+  <w:themeFontLang w:val="en-US" w:eastAsia="zh-CN" w:bidi="he-IL"/>
   <w:clrSchemeMapping w:bg1="light1" w:t1="dark1" w:bg2="light2" w:t2="dark2" w:accent1="accent1" w:accent2="accent2" w:accent3="accent3" w:accent4="accent4" w:accent5="accent5" w:accent6="accent6" w:hyperlink="hyperlink" w:followedHyperlink="followedHyperlink"/>
   <w:decimalSymbol w:val="."/>
   <w:listSeparator w:val=","/>
@@ -2583,7 +2520,7 @@
 </file>
 
 <file path=word/glossary/styles.xml><?xml version="1.0" encoding="utf-8"?>
-<w:styles xmlns:mc="http://schemas.openxmlformats.org/markup-compatibility/2006" xmlns:r="http://schemas.openxmlformats.org/officeDocument/2006/relationships" xmlns:w="http://schemas.openxmlformats.org/wordprocessingml/2006/main" xmlns:w14="http://schemas.microsoft.com/office/word/2010/wordml" xmlns:w15="http://schemas.microsoft.com/office/word/2012/wordml" xmlns:w16cex="http://schemas.microsoft.com/office/word/2018/wordml/cex" xmlns:w16cid="http://schemas.microsoft.com/office/word/2016/wordml/cid" xmlns:w16="http://schemas.microsoft.com/office/word/2018/wordml" xmlns:w16sdtdh="http://schemas.microsoft.com/office/word/2020/wordml/sdtdatahash" xmlns:w16se="http://schemas.microsoft.com/office/word/2015/wordml/symex" mc:Ignorable="w14 w15 w16se w16cid w16 w16cex w16sdtdh">
+<w:styles xmlns:mc="http://schemas.openxmlformats.org/markup-compatibility/2006" xmlns:r="http://schemas.openxmlformats.org/officeDocument/2006/relationships" xmlns:w="http://schemas.openxmlformats.org/wordprocessingml/2006/main" xmlns:w14="http://schemas.microsoft.com/office/word/2010/wordml" xmlns:w15="http://schemas.microsoft.com/office/word/2012/wordml" xmlns:w16cex="http://schemas.microsoft.com/office/word/2018/wordml/cex" xmlns:w16cid="http://schemas.microsoft.com/office/word/2016/wordml/cid" xmlns:w16="http://schemas.microsoft.com/office/word/2018/wordml" xmlns:w16du="http://schemas.microsoft.com/office/word/2023/wordml/word16du" xmlns:w16sdtdh="http://schemas.microsoft.com/office/word/2020/wordml/sdtdatahash" xmlns:w16sdtfl="http://schemas.microsoft.com/office/word/2024/wordml/sdtformatlock" xmlns:w16se="http://schemas.microsoft.com/office/word/2015/wordml/symex" mc:Ignorable="w14 w15 w16se w16cid w16 w16cex w16sdtdh w16sdtfl w16du">
   <w:docDefaults>
     <w:rPrDefault>
       <w:rPr>
@@ -3074,7 +3011,7 @@
 </file>
 
 <file path=word/glossary/webSettings.xml><?xml version="1.0" encoding="utf-8"?>
-<w:webSettings xmlns:mc="http://schemas.openxmlformats.org/markup-compatibility/2006" xmlns:r="http://schemas.openxmlformats.org/officeDocument/2006/relationships" xmlns:w="http://schemas.openxmlformats.org/wordprocessingml/2006/main" xmlns:w14="http://schemas.microsoft.com/office/word/2010/wordml" xmlns:w15="http://schemas.microsoft.com/office/word/2012/wordml" xmlns:w16cex="http://schemas.microsoft.com/office/word/2018/wordml/cex" xmlns:w16cid="http://schemas.microsoft.com/office/word/2016/wordml/cid" xmlns:w16="http://schemas.microsoft.com/office/word/2018/wordml" xmlns:w16sdtdh="http://schemas.microsoft.com/office/word/2020/wordml/sdtdatahash" xmlns:w16se="http://schemas.microsoft.com/office/word/2015/wordml/symex" mc:Ignorable="w14 w15 w16se w16cid w16 w16cex w16sdtdh">
+<w:webSettings xmlns:mc="http://schemas.openxmlformats.org/markup-compatibility/2006" xmlns:r="http://schemas.openxmlformats.org/officeDocument/2006/relationships" xmlns:w="http://schemas.openxmlformats.org/wordprocessingml/2006/main" xmlns:w14="http://schemas.microsoft.com/office/word/2010/wordml" xmlns:w15="http://schemas.microsoft.com/office/word/2012/wordml" xmlns:w16cex="http://schemas.microsoft.com/office/word/2018/wordml/cex" xmlns:w16cid="http://schemas.microsoft.com/office/word/2016/wordml/cid" xmlns:w16="http://schemas.microsoft.com/office/word/2018/wordml" xmlns:w16du="http://schemas.microsoft.com/office/word/2023/wordml/word16du" xmlns:w16sdtdh="http://schemas.microsoft.com/office/word/2020/wordml/sdtdatahash" xmlns:w16sdtfl="http://schemas.microsoft.com/office/word/2024/wordml/sdtformatlock" xmlns:w16se="http://schemas.microsoft.com/office/word/2015/wordml/symex" mc:Ignorable="w14 w15 w16se w16cid w16 w16cex w16sdtdh w16sdtfl w16du">
   <w:optimizeForBrowser/>
   <w:allowPNG/>
 </w:webSettings>
@@ -3377,6 +3314,6 @@
 
 <file path=docMetadata/LabelInfo.xml><?xml version="1.0" encoding="utf-8"?>
 <clbl:labelList xmlns:clbl="http://schemas.microsoft.com/office/2020/mipLabelMetadata">
-  <clbl:label id="{f42aa342-8706-4288-bd11-ebb85995028c}" enabled="1" method="Standard" siteId="{72f988bf-86f1-41af-91ab-2d7cd011db47}" contentBits="0" removed="0"/>
+  <clbl:label id="{87867195-f2b8-4ac2-b0b6-6bb73cb33afc}" enabled="1" method="Privileged" siteId="{72f988bf-86f1-41af-91ab-2d7cd011db47}" removed="0"/>
 </clbl:labelList>
 </file>